--- a/static/downloads/es/docx/layer-3/treasury-ruleset.docx
+++ b/static/downloads/es/docx/layer-3/treasury-ruleset.docx
@@ -87,7 +87,7 @@
         <w:t xml:space="preserve"> </w:t>
       </w:r>
       <w:r>
-        <w:t xml:space="preserve">2026-06-26</w:t>
+        <w:t xml:space="preserve">2026-07-07</w:t>
       </w:r>
     </w:p>
     <w:p>
@@ -307,8 +307,14 @@
     </w:p>
     <w:p>
       <w:pPr>
-        <w:pStyle w:val="BlockText"/>
-      </w:pPr>
+        <w:pStyle w:val="BodyText"/>
+      </w:pPr>
+      <w:r>
+        <w:t xml:space="preserve">&gt;</w:t>
+      </w:r>
+      <w:r>
+        <w:t xml:space="preserve"> </w:t>
+      </w:r>
       <w:r>
         <w:rPr>
           <w:b/>
@@ -316,19 +322,29 @@
         </w:rPr>
         <w:t xml:space="preserve">Justificación — ¿Por qué trazar una línea firme alrededor de los fondos de tesorería</w:t>
       </w:r>
-    </w:p>
-    <w:p>
-      <w:pPr>
-        <w:pStyle w:val="BlockText"/>
-      </w:pPr>
-      <w:r>
-        <w:t xml:space="preserve">Sin un límite explícito, cualquier dinero que fluya cerca de la comunidad — la tarjeta personal de un fundador, una cuenta paralela, un fondo informal de reembolsos — puede terminar siendo tratado como dinero comunitario, con todas las obligaciones que eso implica. Nombrar exactamente qué cuentas son tesorería y cuáles no protege tanto a la comunidad como a las personas que pagan de su propio bolsillo.</w:t>
-      </w:r>
-    </w:p>
-    <w:p>
-      <w:pPr>
-        <w:pStyle w:val="BlockText"/>
-      </w:pPr>
+      <w:r>
+        <w:t xml:space="preserve"> </w:t>
+      </w:r>
+      <w:r>
+        <w:t xml:space="preserve">&gt;</w:t>
+      </w:r>
+      <w:r>
+        <w:t xml:space="preserve"> </w:t>
+      </w:r>
+      <w:r>
+        <w:t xml:space="preserve">&gt; Sin un límite explícito, cualquier dinero que fluya cerca de la comunidad — la tarjeta personal de un fundador, una cuenta paralela, un fondo informal de reembolsos — puede terminar siendo tratado como dinero comunitario, con todas las obligaciones que eso implica. Nombrar exactamente qué cuentas son tesorería y cuáles no protege tanto a la comunidad como a las personas que pagan de su propio bolsillo.</w:t>
+      </w:r>
+    </w:p>
+    <w:p>
+      <w:pPr>
+        <w:pStyle w:val="BodyText"/>
+      </w:pPr>
+      <w:r>
+        <w:t xml:space="preserve">&gt;</w:t>
+      </w:r>
+      <w:r>
+        <w:t xml:space="preserve"> </w:t>
+      </w:r>
       <w:r>
         <w:rPr>
           <w:b/>
@@ -336,18 +352,22 @@
         </w:rPr>
         <w:t xml:space="preserve">Instrucciones — Cómo rellenar esto</w:t>
       </w:r>
-    </w:p>
-    <w:p>
-      <w:pPr>
-        <w:pStyle w:val="BlockText"/>
-      </w:pPr>
-      <w:r>
-        <w:t xml:space="preserve">Nombra cada cuenta que es tesorería (billetera, cuenta bancaria, etc.) y establece explícitamente que los fondos personales que operan informalmente no son tesorería y no crean ninguna obligación comunitaria.</w:t>
-      </w:r>
-    </w:p>
-    <w:p>
-      <w:pPr>
-        <w:pStyle w:val="FirstParagraph"/>
+      <w:r>
+        <w:t xml:space="preserve"> </w:t>
+      </w:r>
+      <w:r>
+        <w:t xml:space="preserve">&gt;</w:t>
+      </w:r>
+      <w:r>
+        <w:t xml:space="preserve"> </w:t>
+      </w:r>
+      <w:r>
+        <w:t xml:space="preserve">&gt; Nombra cada cuenta que es tesorería (billetera, cuenta bancaria, etc.) y establece explícitamente que los fondos personales que operan informalmente no son tesorería y no crean ninguna obligación comunitaria.</w:t>
+      </w:r>
+    </w:p>
+    <w:p>
+      <w:pPr>
+        <w:pStyle w:val="BodyText"/>
       </w:pPr>
       <w:r>
         <w:rPr>
@@ -398,8 +418,14 @@
     </w:p>
     <w:p>
       <w:pPr>
-        <w:pStyle w:val="BlockText"/>
-      </w:pPr>
+        <w:pStyle w:val="BodyText"/>
+      </w:pPr>
+      <w:r>
+        <w:t xml:space="preserve">&gt;</w:t>
+      </w:r>
+      <w:r>
+        <w:t xml:space="preserve"> </w:t>
+      </w:r>
       <w:r>
         <w:rPr>
           <w:b/>
@@ -407,19 +433,29 @@
         </w:rPr>
         <w:t xml:space="preserve">Justificación — ¿Por qué canalizar todos los ingresos a través de una lista declarada</w:t>
       </w:r>
-    </w:p>
-    <w:p>
-      <w:pPr>
-        <w:pStyle w:val="BlockText"/>
-      </w:pPr>
-      <w:r>
-        <w:t xml:space="preserve">Cada fuente de ingreso trae condiciones — requisitos de reporte, expectativas, riesgos de dependencia. Si los canales de ingreso pueden abrirse informalmente, esas condiciones se adhieren antes de que la comunidad haya tenido oportunidad de evaluarlas. Una lista declarada, modificable solo mediante decisiones Estratégicas, mantiene las obligaciones de la comunidad bajo su propio control.</w:t>
-      </w:r>
-    </w:p>
-    <w:p>
-      <w:pPr>
-        <w:pStyle w:val="BlockText"/>
-      </w:pPr>
+      <w:r>
+        <w:t xml:space="preserve"> </w:t>
+      </w:r>
+      <w:r>
+        <w:t xml:space="preserve">&gt;</w:t>
+      </w:r>
+      <w:r>
+        <w:t xml:space="preserve"> </w:t>
+      </w:r>
+      <w:r>
+        <w:t xml:space="preserve">&gt; Cada fuente de ingreso trae condiciones — requisitos de reporte, expectativas, riesgos de dependencia. Si los canales de ingreso pueden abrirse informalmente, esas condiciones se adhieren antes de que la comunidad haya tenido oportunidad de evaluarlas. Una lista declarada, modificable solo mediante decisiones Estratégicas, mantiene las obligaciones de la comunidad bajo su propio control.</w:t>
+      </w:r>
+    </w:p>
+    <w:p>
+      <w:pPr>
+        <w:pStyle w:val="BodyText"/>
+      </w:pPr>
+      <w:r>
+        <w:t xml:space="preserve">&gt;</w:t>
+      </w:r>
+      <w:r>
+        <w:t xml:space="preserve"> </w:t>
+      </w:r>
       <w:r>
         <w:rPr>
           <w:b/>
@@ -427,18 +463,22 @@
         </w:rPr>
         <w:t xml:space="preserve">Instrucciones — Cómo rellenar esto</w:t>
       </w:r>
-    </w:p>
-    <w:p>
-      <w:pPr>
-        <w:pStyle w:val="BlockText"/>
-      </w:pPr>
-      <w:r>
-        <w:t xml:space="preserve">Nombra cada fuente de ingreso que la comunidad tiene actualmente y referencia el Protocolo de Economía Interna para la regla de que cualquier nuevo canal de ingreso requiere una decisión Estratégica.</w:t>
-      </w:r>
-    </w:p>
-    <w:p>
-      <w:pPr>
-        <w:pStyle w:val="FirstParagraph"/>
+      <w:r>
+        <w:t xml:space="preserve"> </w:t>
+      </w:r>
+      <w:r>
+        <w:t xml:space="preserve">&gt;</w:t>
+      </w:r>
+      <w:r>
+        <w:t xml:space="preserve"> </w:t>
+      </w:r>
+      <w:r>
+        <w:t xml:space="preserve">&gt; Nombra cada fuente de ingreso que la comunidad tiene actualmente y referencia el Protocolo de Economía Interna para la regla de que cualquier nuevo canal de ingreso requiere una decisión Estratégica.</w:t>
+      </w:r>
+    </w:p>
+    <w:p>
+      <w:pPr>
+        <w:pStyle w:val="BodyText"/>
       </w:pPr>
       <w:r>
         <w:rPr>
@@ -513,8 +553,14 @@
     </w:p>
     <w:p>
       <w:pPr>
-        <w:pStyle w:val="BlockText"/>
-      </w:pPr>
+        <w:pStyle w:val="BodyText"/>
+      </w:pPr>
+      <w:r>
+        <w:t xml:space="preserve">&gt;</w:t>
+      </w:r>
+      <w:r>
+        <w:t xml:space="preserve"> </w:t>
+      </w:r>
       <w:r>
         <w:rPr>
           <w:b/>
@@ -522,19 +568,29 @@
         </w:rPr>
         <w:t xml:space="preserve">Justificación — ¿Por qué especificar los umbrales en una tabla</w:t>
       </w:r>
-    </w:p>
-    <w:p>
-      <w:pPr>
-        <w:pStyle w:val="BlockText"/>
-      </w:pPr>
-      <w:r>
-        <w:t xml:space="preserve">Cuando la autoridad de gasto es vaga, aparecen dos modos de fallo: o cada pequeña decisión escala y nada se hace, o un solo administrador acumula silenciosamente discrecionalidad que nadie votó concederle. Una tabla con montos, tipos de decisión y órganos autorizados elimina la ambigüedad y hace que el gasto no autorizado sea inmediatamente visible.</w:t>
-      </w:r>
-    </w:p>
-    <w:p>
-      <w:pPr>
-        <w:pStyle w:val="BlockText"/>
-      </w:pPr>
+      <w:r>
+        <w:t xml:space="preserve"> </w:t>
+      </w:r>
+      <w:r>
+        <w:t xml:space="preserve">&gt;</w:t>
+      </w:r>
+      <w:r>
+        <w:t xml:space="preserve"> </w:t>
+      </w:r>
+      <w:r>
+        <w:t xml:space="preserve">&gt; Cuando la autoridad de gasto es vaga, aparecen dos modos de fallo: o cada pequeña decisión escala y nada se hace, o un solo administrador acumula silenciosamente discrecionalidad que nadie votó concederle. Una tabla con montos, tipos de decisión y órganos autorizados elimina la ambigüedad y hace que el gasto no autorizado sea inmediatamente visible.</w:t>
+      </w:r>
+    </w:p>
+    <w:p>
+      <w:pPr>
+        <w:pStyle w:val="BodyText"/>
+      </w:pPr>
+      <w:r>
+        <w:t xml:space="preserve">&gt;</w:t>
+      </w:r>
+      <w:r>
+        <w:t xml:space="preserve"> </w:t>
+      </w:r>
       <w:r>
         <w:rPr>
           <w:b/>
@@ -542,13 +598,17 @@
         </w:rPr>
         <w:t xml:space="preserve">Instrucciones — Cómo rellenar esto</w:t>
       </w:r>
-    </w:p>
-    <w:p>
-      <w:pPr>
-        <w:pStyle w:val="BlockText"/>
-      </w:pPr>
-      <w:r>
-        <w:t xml:space="preserve">Define niveles de gasto por monto y el tipo de decisión, órgano autorizado y mecanismo para cada uno. Los contratos plurianuales y la deuda DEBERÍAN tener su propio nivel (Constitucional).</w:t>
+      <w:r>
+        <w:t xml:space="preserve"> </w:t>
+      </w:r>
+      <w:r>
+        <w:t xml:space="preserve">&gt;</w:t>
+      </w:r>
+      <w:r>
+        <w:t xml:space="preserve"> </w:t>
+      </w:r>
+      <w:r>
+        <w:t xml:space="preserve">&gt; Define niveles de gasto por monto y el tipo de decisión, órgano autorizado y mecanismo para cada uno. Los contratos plurianuales y la deuda DEBERÍAN tener su propio nivel (Constitucional).</w:t>
       </w:r>
     </w:p>
     <w:tbl>
@@ -636,6 +696,13 @@
             <w:pPr>
               <w:pStyle w:val="Compact"/>
             </w:pPr>
+            <w:r>
+              <w:rPr>
+                <w:i/>
+                <w:iCs/>
+              </w:rPr>
+              <w:t xml:space="preserve">&lt;Operacional&gt;</w:t>
+            </w:r>
           </w:p>
         </w:tc>
         <w:tc>
@@ -659,6 +726,13 @@
             <w:pPr>
               <w:pStyle w:val="Compact"/>
             </w:pPr>
+            <w:r>
+              <w:rPr>
+                <w:i/>
+                <w:iCs/>
+              </w:rPr>
+              <w:t xml:space="preserve">&lt;Delegado&gt;</w:t>
+            </w:r>
           </w:p>
         </w:tc>
       </w:tr>
@@ -700,6 +774,13 @@
             <w:pPr>
               <w:pStyle w:val="Compact"/>
             </w:pPr>
+            <w:r>
+              <w:rPr>
+                <w:i/>
+                <w:iCs/>
+              </w:rPr>
+              <w:t xml:space="preserve">&lt;Miembros Plenos&gt;</w:t>
+            </w:r>
           </w:p>
         </w:tc>
         <w:tc>
@@ -741,6 +822,13 @@
             <w:pPr>
               <w:pStyle w:val="Compact"/>
             </w:pPr>
+            <w:r>
+              <w:rPr>
+                <w:i/>
+                <w:iCs/>
+              </w:rPr>
+              <w:t xml:space="preserve">&lt;Constitucional&gt;</w:t>
+            </w:r>
           </w:p>
         </w:tc>
         <w:tc>
@@ -749,6 +837,13 @@
             <w:pPr>
               <w:pStyle w:val="Compact"/>
             </w:pPr>
+            <w:r>
+              <w:rPr>
+                <w:i/>
+                <w:iCs/>
+              </w:rPr>
+              <w:t xml:space="preserve">&lt;Miembros Plenos&gt;</w:t>
+            </w:r>
           </w:p>
         </w:tc>
         <w:tc>
@@ -857,8 +952,14 @@
     </w:p>
     <w:p>
       <w:pPr>
-        <w:pStyle w:val="BlockText"/>
-      </w:pPr>
+        <w:pStyle w:val="BodyText"/>
+      </w:pPr>
+      <w:r>
+        <w:t xml:space="preserve">&gt;</w:t>
+      </w:r>
+      <w:r>
+        <w:t xml:space="preserve"> </w:t>
+      </w:r>
       <w:r>
         <w:rPr>
           <w:b/>
@@ -866,19 +967,29 @@
         </w:rPr>
         <w:t xml:space="preserve">Justificación — ¿Por qué hacer de la transparencia el estándar, no una funcionalidad</w:t>
       </w:r>
-    </w:p>
-    <w:p>
-      <w:pPr>
-        <w:pStyle w:val="BlockText"/>
-      </w:pPr>
-      <w:r>
-        <w:t xml:space="preserve">La opacidad en una tesorería se acumula: una divulgación faltante invita a otra, y antes de que te des cuenta los miembros ya no pueden verificar si el dinero de la comunidad se está gestionando como acordaron. Hacer de la visibilidad en tiempo real la línea base — y exigir que cualquier excepción sea nombrada, justificada y limitada en el tiempo — mantiene la auditoría al alcance de cada miembro, no solo de los administradores.</w:t>
-      </w:r>
-    </w:p>
-    <w:p>
-      <w:pPr>
-        <w:pStyle w:val="BlockText"/>
-      </w:pPr>
+      <w:r>
+        <w:t xml:space="preserve"> </w:t>
+      </w:r>
+      <w:r>
+        <w:t xml:space="preserve">&gt;</w:t>
+      </w:r>
+      <w:r>
+        <w:t xml:space="preserve"> </w:t>
+      </w:r>
+      <w:r>
+        <w:t xml:space="preserve">&gt; La opacidad en una tesorería se acumula: una divulgación faltante invita a otra, y antes de que te des cuenta los miembros ya no pueden verificar si el dinero de la comunidad se está gestionando como acordaron. Hacer de la visibilidad en tiempo real la línea base — y exigir que cualquier excepción sea nombrada, justificada y limitada en el tiempo — mantiene la auditoría al alcance de cada miembro, no solo de los administradores.</w:t>
+      </w:r>
+    </w:p>
+    <w:p>
+      <w:pPr>
+        <w:pStyle w:val="BodyText"/>
+      </w:pPr>
+      <w:r>
+        <w:t xml:space="preserve">&gt;</w:t>
+      </w:r>
+      <w:r>
+        <w:t xml:space="preserve"> </w:t>
+      </w:r>
       <w:r>
         <w:rPr>
           <w:b/>
@@ -886,13 +997,17 @@
         </w:rPr>
         <w:t xml:space="preserve">Instrucciones — Cómo rellenar esto</w:t>
       </w:r>
-    </w:p>
-    <w:p>
-      <w:pPr>
-        <w:pStyle w:val="BlockText"/>
-      </w:pPr>
-      <w:r>
-        <w:t xml:space="preserve">Establece la visibilidad por defecto para cada cuenta de tesorería. Donde la visibilidad directa no sea posible (p. ej. algunas cuentas bancarias), define una cadencia de reporte periódico con un responsable nombrado.</w:t>
+      <w:r>
+        <w:t xml:space="preserve"> </w:t>
+      </w:r>
+      <w:r>
+        <w:t xml:space="preserve">&gt;</w:t>
+      </w:r>
+      <w:r>
+        <w:t xml:space="preserve"> </w:t>
+      </w:r>
+      <w:r>
+        <w:t xml:space="preserve">&gt; Establece la visibilidad por defecto para cada cuenta de tesorería. Donde la visibilidad directa no sea posible (p. ej. algunas cuentas bancarias), define una cadencia de reporte periódico con un responsable nombrado.</w:t>
       </w:r>
     </w:p>
     <w:p>
@@ -984,8 +1099,14 @@
     </w:p>
     <w:p>
       <w:pPr>
-        <w:pStyle w:val="BlockText"/>
-      </w:pPr>
+        <w:pStyle w:val="BodyText"/>
+      </w:pPr>
+      <w:r>
+        <w:t xml:space="preserve">&gt;</w:t>
+      </w:r>
+      <w:r>
+        <w:t xml:space="preserve"> </w:t>
+      </w:r>
       <w:r>
         <w:rPr>
           <w:b/>
@@ -993,19 +1114,29 @@
         </w:rPr>
         <w:t xml:space="preserve">Justificación — ¿Por qué bloquear la deuda y las obligaciones a largo plazo por defecto</w:t>
       </w:r>
-    </w:p>
-    <w:p>
-      <w:pPr>
-        <w:pStyle w:val="BlockText"/>
-      </w:pPr>
-      <w:r>
-        <w:t xml:space="preserve">La deuda y los compromisos recurrentes vinculan a la comunidad más allá de las personas que actualmente la integran — los futuros miembros heredan las obligaciones. Prohibirlas salvo que una votación Estratégica las autorice explícitamente evita que se contraigan restricciones a largo plazo de manera casual y preserva la opción de mantenerse ligeros.</w:t>
-      </w:r>
-    </w:p>
-    <w:p>
-      <w:pPr>
-        <w:pStyle w:val="BlockText"/>
-      </w:pPr>
+      <w:r>
+        <w:t xml:space="preserve"> </w:t>
+      </w:r>
+      <w:r>
+        <w:t xml:space="preserve">&gt;</w:t>
+      </w:r>
+      <w:r>
+        <w:t xml:space="preserve"> </w:t>
+      </w:r>
+      <w:r>
+        <w:t xml:space="preserve">&gt; La deuda y los compromisos recurrentes vinculan a la comunidad más allá de las personas que actualmente la integran — los futuros miembros heredan las obligaciones. Prohibirlas salvo que una votación Estratégica las autorice explícitamente evita que se contraigan restricciones a largo plazo de manera casual y preserva la opción de mantenerse ligeros.</w:t>
+      </w:r>
+    </w:p>
+    <w:p>
+      <w:pPr>
+        <w:pStyle w:val="BodyText"/>
+      </w:pPr>
+      <w:r>
+        <w:t xml:space="preserve">&gt;</w:t>
+      </w:r>
+      <w:r>
+        <w:t xml:space="preserve"> </w:t>
+      </w:r>
       <w:r>
         <w:rPr>
           <w:b/>
@@ -1013,13 +1144,17 @@
         </w:rPr>
         <w:t xml:space="preserve">Instrucciones — Cómo rellenar esto</w:t>
       </w:r>
-    </w:p>
-    <w:p>
-      <w:pPr>
-        <w:pStyle w:val="BlockText"/>
-      </w:pPr>
-      <w:r>
-        <w:t xml:space="preserve">Establece las reglas sobre deuda, obligaciones recurrentes, reservas de contingencia e instrumentos financieros fuera de tesorería. Por defecto:</w:t>
+      <w:r>
+        <w:t xml:space="preserve"> </w:t>
+      </w:r>
+      <w:r>
+        <w:t xml:space="preserve">&gt;</w:t>
+      </w:r>
+      <w:r>
+        <w:t xml:space="preserve"> </w:t>
+      </w:r>
+      <w:r>
+        <w:t xml:space="preserve">&gt; Establece las reglas sobre deuda, obligaciones recurrentes, reservas de contingencia e instrumentos financieros fuera de tesorería. Por defecto:</w:t>
       </w:r>
       <w:r>
         <w:t xml:space="preserve"> </w:t>
@@ -1179,8 +1314,14 @@
     </w:p>
     <w:p>
       <w:pPr>
-        <w:pStyle w:val="BlockText"/>
-      </w:pPr>
+        <w:pStyle w:val="BodyText"/>
+      </w:pPr>
+      <w:r>
+        <w:t xml:space="preserve">&gt;</w:t>
+      </w:r>
+      <w:r>
+        <w:t xml:space="preserve"> </w:t>
+      </w:r>
       <w:r>
         <w:rPr>
           <w:b/>
@@ -1188,13 +1329,17 @@
         </w:rPr>
         <w:t xml:space="preserve">Justificación — ¿Por qué prohibir la autoaprobación directamente</w:t>
       </w:r>
-    </w:p>
-    <w:p>
-      <w:pPr>
-        <w:pStyle w:val="BlockText"/>
-      </w:pPr>
-      <w:r>
-        <w:t xml:space="preserve">Incluso las personas bienintencionadas inclinan inconscientemente las decisiones hacia sus propios intereses; una regla que exige divulgación y abstención elimina el juicio subjetivo y la presión social de</w:t>
+      <w:r>
+        <w:t xml:space="preserve"> </w:t>
+      </w:r>
+      <w:r>
+        <w:t xml:space="preserve">&gt;</w:t>
+      </w:r>
+      <w:r>
+        <w:t xml:space="preserve"> </w:t>
+      </w:r>
+      <w:r>
+        <w:t xml:space="preserve">&gt; Incluso las personas bienintencionadas inclinan inconscientemente las decisiones hacia sus propios intereses; una regla que exige divulgación y abstención elimina el juicio subjetivo y la presión social de</w:t>
       </w:r>
       <w:r>
         <w:t xml:space="preserve"> </w:t>
@@ -1208,8 +1353,14 @@
     </w:p>
     <w:p>
       <w:pPr>
-        <w:pStyle w:val="BlockText"/>
-      </w:pPr>
+        <w:pStyle w:val="BodyText"/>
+      </w:pPr>
+      <w:r>
+        <w:t xml:space="preserve">&gt;</w:t>
+      </w:r>
+      <w:r>
+        <w:t xml:space="preserve"> </w:t>
+      </w:r>
       <w:r>
         <w:rPr>
           <w:b/>
@@ -1217,13 +1368,17 @@
         </w:rPr>
         <w:t xml:space="preserve">Instrucciones — Cómo rellenar esto</w:t>
       </w:r>
-    </w:p>
-    <w:p>
-      <w:pPr>
-        <w:pStyle w:val="BlockText"/>
-      </w:pPr>
-      <w:r>
-        <w:t xml:space="preserve">Establece la regla de no autoaprobación y la regla de divulgar y abstenerse para cualquier miembro con un interés financiero directo en una decisión de gasto.</w:t>
+      <w:r>
+        <w:t xml:space="preserve"> </w:t>
+      </w:r>
+      <w:r>
+        <w:t xml:space="preserve">&gt;</w:t>
+      </w:r>
+      <w:r>
+        <w:t xml:space="preserve"> </w:t>
+      </w:r>
+      <w:r>
+        <w:t xml:space="preserve">&gt; Establece la regla de no autoaprobación y la regla de divulgar y abstenerse para cualquier miembro con un interés financiero directo en una decisión de gasto.</w:t>
       </w:r>
     </w:p>
     <w:p>
@@ -1234,6 +1389,13 @@
           <w:numId w:val="1005"/>
         </w:numPr>
       </w:pPr>
+      <w:r>
+        <w:rPr>
+          <w:i/>
+          <w:iCs/>
+        </w:rPr>
+        <w:t xml:space="preserve">&lt;Los solicitantes no PUEDEN aprobar sus propias solicitudes de gasto.&gt;</w:t>
+      </w:r>
     </w:p>
     <w:p>
       <w:pPr>
@@ -1301,6 +1463,9 @@
       </w:r>
       <w:r>
         <w:t xml:space="preserve"> </w:t>
+      </w:r>
+      <w:r>
+        <w:t xml:space="preserve">&lt;AAAA-MM-DD&gt;</w:t>
       </w:r>
     </w:p>
     <w:p>

--- a/static/downloads/es/docx/layer-3/treasury-ruleset.docx
+++ b/static/downloads/es/docx/layer-3/treasury-ruleset.docx
@@ -87,7 +87,7 @@
         <w:t xml:space="preserve"> </w:t>
       </w:r>
       <w:r>
-        <w:t xml:space="preserve">2026-07-07</w:t>
+        <w:t xml:space="preserve">2026-08-31</w:t>
       </w:r>
     </w:p>
     <w:p>
